--- a/实验13_121072021030_林立洲.docx
+++ b/实验13_121072021030_林立洲.docx
@@ -3092,16 +3092,54 @@
     </w:p>
     <w:p>
       <w:pPr>
-        <w:spacing w:line="324" w:lineRule="auto"/>
-        <w:ind w:firstLine="440"/>
+        <w:jc w:val="center"/>
+      </w:pPr>
+      <w:r>
+        <w:drawing>
+          <wp:inline xmlns:a="http://schemas.openxmlformats.org/drawingml/2006/main" xmlns:pic="http://schemas.openxmlformats.org/drawingml/2006/picture">
+            <wp:extent cx="5669280" cy="12774778"/>
+            <wp:docPr id="10" name="Picture 10"/>
+            <wp:cNvGraphicFramePr>
+              <a:graphicFrameLocks noChangeAspect="1"/>
+            </wp:cNvGraphicFramePr>
+            <a:graphic>
+              <a:graphicData uri="http://schemas.openxmlformats.org/drawingml/2006/picture">
+                <pic:pic>
+                  <pic:nvPicPr>
+                    <pic:cNvPr id="0" name="Git提交成功结果.png"/>
+                    <pic:cNvPicPr/>
+                  </pic:nvPicPr>
+                  <pic:blipFill>
+                    <a:blip r:embed="rId18"/>
+                    <a:stretch>
+                      <a:fillRect/>
+                    </a:stretch>
+                  </pic:blipFill>
+                  <pic:spPr>
+                    <a:xfrm>
+                      <a:off x="0" y="0"/>
+                      <a:ext cx="5669280" cy="12774778"/>
+                    </a:xfrm>
+                    <a:prstGeom prst="rect"/>
+                  </pic:spPr>
+                </pic:pic>
+              </a:graphicData>
+            </a:graphic>
+          </wp:inline>
+        </w:drawing>
+      </w:r>
+    </w:p>
+    <w:p>
+      <w:pPr>
+        <w:jc w:val="center"/>
       </w:pPr>
       <w:r>
         <w:rPr>
           <w:rFonts w:ascii="宋体" w:hAnsi="宋体" w:eastAsia="宋体"/>
           <w:b w:val="0"/>
-          <w:sz w:val="22"/>
+          <w:sz w:val="20"/>
         </w:rPr>
-        <w:t>Git 操作结果保存于 git-result.txt。</w:t>
+        <w:t>图7-1 Git 操作结果</w:t>
       </w:r>
     </w:p>
     <w:p>

--- a/实验13_121072021030_林立洲.docx
+++ b/实验13_121072021030_林立洲.docx
@@ -2,19 +2,6 @@
 <file path=word/document.xml><?xml version="1.0" encoding="utf-8"?>
 <w:document xmlns:wpc="http://schemas.microsoft.com/office/word/2010/wordprocessingCanvas" xmlns:mo="http://schemas.microsoft.com/office/mac/office/2008/main" xmlns:mc="http://schemas.openxmlformats.org/markup-compatibility/2006" xmlns:mv="urn:schemas-microsoft-com:mac:vml" xmlns:o="urn:schemas-microsoft-com:office:office" xmlns:r="http://schemas.openxmlformats.org/officeDocument/2006/relationships" xmlns:m="http://schemas.openxmlformats.org/officeDocument/2006/math" xmlns:v="urn:schemas-microsoft-com:vml" xmlns:wp14="http://schemas.microsoft.com/office/word/2010/wordprocessingDrawing" xmlns:wp="http://schemas.openxmlformats.org/drawingml/2006/wordprocessingDrawing" xmlns:w10="urn:schemas-microsoft-com:office:word" xmlns:w="http://schemas.openxmlformats.org/wordprocessingml/2006/main" xmlns:w14="http://schemas.microsoft.com/office/word/2010/wordml" xmlns:wpg="http://schemas.microsoft.com/office/word/2010/wordprocessingGroup" xmlns:wpi="http://schemas.microsoft.com/office/word/2010/wordprocessingInk" xmlns:wne="http://schemas.microsoft.com/office/word/2006/wordml" xmlns:wps="http://schemas.microsoft.com/office/word/2010/wordprocessingShape" mc:Ignorable="w14 wp14">
   <w:body>
-    <w:p>
-      <w:pPr>
-        <w:jc w:val="center"/>
-      </w:pPr>
-      <w:r>
-        <w:rPr>
-          <w:rFonts w:ascii="黑体" w:hAnsi="黑体" w:eastAsia="黑体"/>
-          <w:b/>
-          <w:sz w:val="40"/>
-        </w:rPr>
-        <w:t>福建师范大学</w:t>
-      </w:r>
-    </w:p>
     <w:p>
       <w:pPr>
         <w:jc w:val="center"/>
@@ -28,7 +15,6 @@
         <w:t>《软件体系结构与设计模式》实验报告</w:t>
       </w:r>
     </w:p>
-    <w:p/>
     <w:p>
       <w:pPr>
         <w:jc w:val="center"/>
@@ -309,7 +295,7 @@
                 <w:b/>
                 <w:sz w:val="22"/>
               </w:rPr>
-              <w:t>实验内容</w:t>
+              <w:t>实验任务</w:t>
             </w:r>
           </w:p>
         </w:tc>
@@ -363,7 +349,7 @@
           <w:b w:val="0"/>
           <w:sz w:val="22"/>
         </w:rPr>
-        <w:t>本次实验围绕模板方法模式和访问者模式展开，目标是在具体业务场景中理解设计模式的结构、适用条件和实现方式。通过银行利息计算问题，可以体会父类统一控制算法骨架、子类实现可变步骤的思想；通过公司 OA 员工信息管理问题，可以体会将不同部门对同一批对象的操作封装为访问者的思想。</w:t>
+        <w:t>本次实验通过银行利息计算和 OA 员工信息管理两个场景，练习模板方法模式与访问者模式的分析、建模、编码和测试过程。模板方法模式部分重点理解父类定义算法骨架、子类实现可变步骤的思想；访问者模式部分重点理解将作用于对象结构中元素的操作封装到访问者中的思想。</w:t>
       </w:r>
     </w:p>
     <w:p>
@@ -376,7 +362,7 @@
           <w:b w:val="0"/>
           <w:sz w:val="22"/>
         </w:rPr>
-        <w:t>理解模板方法模式中固定流程与可变步骤分离的设计方法。</w:t>
+        <w:t>掌握模板方法模式中固定流程与可变步骤分离的设计方法。</w:t>
       </w:r>
     </w:p>
     <w:p>
@@ -389,7 +375,7 @@
           <w:b w:val="0"/>
           <w:sz w:val="22"/>
         </w:rPr>
-        <w:t>理解访问者模式中对象结构与外部操作分离的设计方法。</w:t>
+        <w:t>掌握访问者模式中元素对象与外部访问操作分离的设计方法。</w:t>
       </w:r>
     </w:p>
     <w:p>
@@ -402,7 +388,7 @@
           <w:b w:val="0"/>
           <w:sz w:val="22"/>
         </w:rPr>
-        <w:t>掌握使用 UML 类图和顺序图表达类职责、对象交互和模式结构。</w:t>
+        <w:t>能够使用 UML 类图和顺序图描述系统结构与对象交互。</w:t>
       </w:r>
     </w:p>
     <w:p>
@@ -415,7 +401,7 @@
           <w:b w:val="0"/>
           <w:sz w:val="22"/>
         </w:rPr>
-        <w:t>掌握使用 Java 与 Maven 实现、运行和测试两个设计模式案例。</w:t>
+        <w:t>能够使用 Java 和 Maven 完成模式实现、运行验证和本地版本管理。</w:t>
       </w:r>
     </w:p>
     <w:p>
@@ -428,7 +414,7 @@
           <w:b/>
           <w:sz w:val="30"/>
         </w:rPr>
-        <w:t>二、实验内容与需求分析</w:t>
+        <w:t>二、实验任务与需求分析</w:t>
       </w:r>
     </w:p>
     <w:p>
@@ -455,7 +441,7 @@
           <w:b w:val="0"/>
           <w:sz w:val="22"/>
         </w:rPr>
-        <w:t>银行利息计算流程包括根据账号查询用户信息、判断账户类型、根据账户类型计算利息以及显示利息结果。活期账户和定期账户虽然计算公式不同，但业务处理步骤具有明显的固定顺序，因此适合使用模板方法模式。系统将公共流程放在抽象模板类中，将具体利息计算交给子类实现，客户端只需要调用统一的模板方法即可完成计算。</w:t>
+        <w:t>银行软件的利息计算流程具有稳定顺序：先根据账号查询用户信息，再判断账户类型，然后使用对应公式计算利息，最后显示计算结果。活期账户和定期账户虽然计算方式不同，但它们都遵循同一套处理流程，因此适合使用模板方法模式。</w:t>
       </w:r>
     </w:p>
     <w:p>
@@ -469,7 +455,7 @@
           <w:b w:val="0"/>
           <w:sz w:val="22"/>
         </w:rPr>
-        <w:t>本实验中，活期账户使用“余额 × 年利率 × 存期月数 / 12”的公式；定期账户使用同一基础公式，并在存期满 12 个月时追加 5% 奖励利息。这样既保持流程统一，又体现不同账户类型在可变步骤上的差异。</w:t>
+        <w:t>本项目中活期账户利息公式为“余额 × 年利率 × 存期月数 / 12”。定期账户采用同一基础公式，并在存期大于等于 12 个月时额外乘以 1.05，表示满期奖励利息。这样设计既符合实验要求，也能体现子类在可变步骤上的差异。</w:t>
       </w:r>
     </w:p>
     <w:p>
@@ -482,7 +468,7 @@
           <w:b/>
           <w:sz w:val="26"/>
         </w:rPr>
-        <w:t>2.2 访问者模式员工信息管理</w:t>
+        <w:t>2.2 访问者模式 OA 员工信息管理</w:t>
       </w:r>
     </w:p>
     <w:p>
@@ -496,7 +482,7 @@
           <w:b w:val="0"/>
           <w:sz w:val="22"/>
         </w:rPr>
-        <w:t>公司 OA 员工信息管理子系统中的员工类型包括正式员工和临时工。正式员工每周标准工时为 40 小时，超过部分按 100 元/小时计算加班费，少于 40 小时按 80 元/小时扣除请假工资；临时工工资按实际工时和小时工资计算。人力资源部关注工时、加班和请假情况，财务部关注工资计算，两类操作作用于同一批员工对象。</w:t>
+        <w:t>OA 员工信息管理系统中，员工对象包括正式员工和临时工。人力资源部需要汇总员工每周工作时间、加班时长和请假时长，财务部需要按照公司制度计算员工周工资。两个部门操作的数据对象相同，但处理目标不同。</w:t>
       </w:r>
     </w:p>
     <w:p>
@@ -510,7 +496,7 @@
           <w:b w:val="0"/>
           <w:sz w:val="22"/>
         </w:rPr>
-        <w:t>由于员工类型相对稳定，而部门统计需求可能变化，如果把所有统计和计算逻辑都写入员工类，会导致员工类职责过重。访问者模式将 HR 工时汇总和 Finance 工资计算分别封装到访问者类中，员工对象只负责接收访问者并回调相应的 visit 方法，从而提高职责划分的清晰度。</w:t>
+        <w:t>如果把工时汇总和工资计算都写入员工类，员工类会承担过多职责，也不利于后续增加新的部门统计需求。本项目采用访问者模式，让员工类只保存自身数据并接收访问者，而把 HR 和 Finance 的统计逻辑分别放入具体访问者类中。</w:t>
       </w:r>
     </w:p>
     <w:p>
@@ -550,7 +536,7 @@
           <w:b w:val="0"/>
           <w:sz w:val="22"/>
         </w:rPr>
-        <w:t>模板方法模式部分以 InterestCalculatorTemplate 作为抽象模板类，其中 repository 用于访问账户数据，calculateInterest(accountNo) 是模板方法，并使用 final 修饰，防止子类改变整体流程。queryAccount、checkAccount 和 displayInterest 是公共步骤；doCalculateInterest 是抽象步骤，由活期账户和定期账户计算器实现。</w:t>
+        <w:t>模板方法模式部分包含 BankAccount、AccountRepository、InterestCalculatorTemplate、CurrentAccountInterestCalculator、SavingAccountInterestCalculator 和 BankInterestDemo。InterestCalculatorTemplate 是抽象模板类，calculateInterest(accountNo) 是模板方法，按顺序调用 queryAccount、checkAccount、doCalculateInterest 和 displayInterest。</w:t>
       </w:r>
     </w:p>
     <w:p>
@@ -564,7 +550,7 @@
           <w:b w:val="0"/>
           <w:sz w:val="22"/>
         </w:rPr>
-        <w:t>BankAccount 表示账户实体，保存账号、户名、余额、年利率、存期和账户类型。AccountRepository 用 Map 模拟账户数据库，提供添加账户和按账号查询账户的功能。BankInterestDemo 作为演示类，创建账户仓库和两个具体计算器，分别完成 C001 活期账户和 S001 定期账户的利息计算。</w:t>
+        <w:t>queryAccount、checkAccount 和 displayInterest 属于公共步骤，由父类统一实现；doCalculateInterest 是抽象步骤，由活期账户计算器和定期账户计算器分别实现。客户端 BankInterestDemo 只调用模板方法，不直接关心具体计算细节。</w:t>
       </w:r>
     </w:p>
     <w:p>
@@ -574,7 +560,7 @@
       <w:r>
         <w:drawing>
           <wp:inline xmlns:a="http://schemas.openxmlformats.org/drawingml/2006/main" xmlns:pic="http://schemas.openxmlformats.org/drawingml/2006/picture">
-            <wp:extent cx="5852160" cy="3634499"/>
+            <wp:extent cx="5669280" cy="3520921"/>
             <wp:docPr id="1" name="Picture 1"/>
             <wp:cNvGraphicFramePr>
               <a:graphicFrameLocks noChangeAspect="1"/>
@@ -583,7 +569,7 @@
               <a:graphicData uri="http://schemas.openxmlformats.org/drawingml/2006/picture">
                 <pic:pic>
                   <pic:nvPicPr>
-                    <pic:cNvPr id="0" name="TemplateMethod银行利息计算类图.png"/>
+                    <pic:cNvPr id="0" name="01_TemplateMethod银行利息计算类图.png"/>
                     <pic:cNvPicPr/>
                   </pic:nvPicPr>
                   <pic:blipFill>
@@ -595,7 +581,7 @@
                   <pic:spPr>
                     <a:xfrm>
                       <a:off x="0" y="0"/>
-                      <a:ext cx="5852160" cy="3634499"/>
+                      <a:ext cx="5669280" cy="3520921"/>
                     </a:xfrm>
                     <a:prstGeom prst="rect"/>
                   </pic:spPr>
@@ -616,7 +602,7 @@
           <w:b w:val="0"/>
           <w:sz w:val="20"/>
         </w:rPr>
-        <w:t>图3-1 TemplateMethod 银行利息计算类图</w:t>
+        <w:t>图1 TemplateMethod 银行利息计算类图</w:t>
       </w:r>
     </w:p>
     <w:p>
@@ -626,7 +612,7 @@
       <w:r>
         <w:drawing>
           <wp:inline xmlns:a="http://schemas.openxmlformats.org/drawingml/2006/main" xmlns:pic="http://schemas.openxmlformats.org/drawingml/2006/picture">
-            <wp:extent cx="5852160" cy="3678500"/>
+            <wp:extent cx="5669280" cy="3563547"/>
             <wp:docPr id="2" name="Picture 2"/>
             <wp:cNvGraphicFramePr>
               <a:graphicFrameLocks noChangeAspect="1"/>
@@ -635,7 +621,7 @@
               <a:graphicData uri="http://schemas.openxmlformats.org/drawingml/2006/picture">
                 <pic:pic>
                   <pic:nvPicPr>
-                    <pic:cNvPr id="0" name="TemplateMethod银行利息计算顺序图.png"/>
+                    <pic:cNvPr id="0" name="02_TemplateMethod银行利息计算顺序图.png"/>
                     <pic:cNvPicPr/>
                   </pic:nvPicPr>
                   <pic:blipFill>
@@ -647,7 +633,7 @@
                   <pic:spPr>
                     <a:xfrm>
                       <a:off x="0" y="0"/>
-                      <a:ext cx="5852160" cy="3678500"/>
+                      <a:ext cx="5669280" cy="3563547"/>
                     </a:xfrm>
                     <a:prstGeom prst="rect"/>
                   </pic:spPr>
@@ -668,7 +654,7 @@
           <w:b w:val="0"/>
           <w:sz w:val="20"/>
         </w:rPr>
-        <w:t>图3-2 TemplateMethod 银行利息计算顺序图</w:t>
+        <w:t>图2 TemplateMethod 银行利息计算顺序图</w:t>
       </w:r>
     </w:p>
     <w:p>
@@ -695,7 +681,7 @@
           <w:b w:val="0"/>
           <w:sz w:val="22"/>
         </w:rPr>
-        <w:t>访问者模式部分以 Employee 作为抽象元素接口，FullTimeEmployee 和 TemporaryEmployee 作为具体元素。DepartmentVisitor 是抽象访问者，声明访问正式员工和临时工的两个 visit 方法。HRDepartmentVisitor 汇总工时、加班和请假情况，FinanceDepartmentVisitor 计算工资。EmployeeList 是对象结构，保存员工集合，并在 accept(visitor) 中依次让每个员工接收访问者。</w:t>
+        <w:t>访问者模式部分包含 Employee、FullTimeEmployee、TemporaryEmployee、DepartmentVisitor、HRDepartmentVisitor、FinanceDepartmentVisitor、EmployeeList 和 VisitorDemo。Employee 是抽象元素接口，FullTimeEmployee 和 TemporaryEmployee 是具体元素；DepartmentVisitor 是抽象访问者，HRDepartmentVisitor 与 FinanceDepartmentVisitor 是具体访问者。</w:t>
       </w:r>
     </w:p>
     <w:p>
@@ -709,7 +695,7 @@
           <w:b w:val="0"/>
           <w:sz w:val="22"/>
         </w:rPr>
-        <w:t>这种设计使员工类中不出现 HR 和 Finance 的具体统计逻辑，员工对象只暴露必要数据并实现 accept 方法。当新增一个部门统计需求时，可以新增访问者类，而不需要修改 FullTimeEmployee、TemporaryEmployee 和 EmployeeList 的基本结构。</w:t>
+        <w:t>EmployeeList 作为对象结构保存多名员工，并在 accept(visitor) 中遍历员工集合。每个员工对象的 accept 方法调用 visitor.visit(this)，使访问者能够根据员工实际类型执行对应处理。该结构体现了同一批对象可以被不同访问者以不同方式访问的特点。</w:t>
       </w:r>
     </w:p>
     <w:p>
@@ -719,7 +705,7 @@
       <w:r>
         <w:drawing>
           <wp:inline xmlns:a="http://schemas.openxmlformats.org/drawingml/2006/main" xmlns:pic="http://schemas.openxmlformats.org/drawingml/2006/picture">
-            <wp:extent cx="5852160" cy="3751385"/>
+            <wp:extent cx="5669280" cy="3634154"/>
             <wp:docPr id="3" name="Picture 3"/>
             <wp:cNvGraphicFramePr>
               <a:graphicFrameLocks noChangeAspect="1"/>
@@ -728,7 +714,7 @@
               <a:graphicData uri="http://schemas.openxmlformats.org/drawingml/2006/picture">
                 <pic:pic>
                   <pic:nvPicPr>
-                    <pic:cNvPr id="0" name="Visitor员工信息管理类图.png"/>
+                    <pic:cNvPr id="0" name="03_Visitor员工信息管理类图.png"/>
                     <pic:cNvPicPr/>
                   </pic:nvPicPr>
                   <pic:blipFill>
@@ -740,7 +726,7 @@
                   <pic:spPr>
                     <a:xfrm>
                       <a:off x="0" y="0"/>
-                      <a:ext cx="5852160" cy="3751385"/>
+                      <a:ext cx="5669280" cy="3634154"/>
                     </a:xfrm>
                     <a:prstGeom prst="rect"/>
                   </pic:spPr>
@@ -761,7 +747,7 @@
           <w:b w:val="0"/>
           <w:sz w:val="20"/>
         </w:rPr>
-        <w:t>图3-3 Visitor 员工信息管理类图</w:t>
+        <w:t>图3 Visitor 员工信息管理类图</w:t>
       </w:r>
     </w:p>
     <w:p>
@@ -771,7 +757,7 @@
       <w:r>
         <w:drawing>
           <wp:inline xmlns:a="http://schemas.openxmlformats.org/drawingml/2006/main" xmlns:pic="http://schemas.openxmlformats.org/drawingml/2006/picture">
-            <wp:extent cx="5852160" cy="3768220"/>
+            <wp:extent cx="5669280" cy="3650463"/>
             <wp:docPr id="4" name="Picture 4"/>
             <wp:cNvGraphicFramePr>
               <a:graphicFrameLocks noChangeAspect="1"/>
@@ -780,7 +766,7 @@
               <a:graphicData uri="http://schemas.openxmlformats.org/drawingml/2006/picture">
                 <pic:pic>
                   <pic:nvPicPr>
-                    <pic:cNvPr id="0" name="Visitor员工信息管理顺序图.png"/>
+                    <pic:cNvPr id="0" name="04_Visitor员工信息管理顺序图.png"/>
                     <pic:cNvPicPr/>
                   </pic:nvPicPr>
                   <pic:blipFill>
@@ -792,7 +778,7 @@
                   <pic:spPr>
                     <a:xfrm>
                       <a:off x="0" y="0"/>
-                      <a:ext cx="5852160" cy="3768220"/>
+                      <a:ext cx="5669280" cy="3650463"/>
                     </a:xfrm>
                     <a:prstGeom prst="rect"/>
                   </pic:spPr>
@@ -813,7 +799,7 @@
           <w:b w:val="0"/>
           <w:sz w:val="20"/>
         </w:rPr>
-        <w:t>图3-4 Visitor 员工信息管理顺序图</w:t>
+        <w:t>图4 Visitor 员工信息管理顺序图</w:t>
       </w:r>
     </w:p>
     <w:p>
@@ -853,7 +839,7 @@
           <w:b w:val="0"/>
           <w:sz w:val="22"/>
         </w:rPr>
-        <w:t>项目采用 Maven 管理，源代码位于 src/main/java/com/lzl/experiment13。template 子包实现模板方法模式银行利息计算，visitor 子包实现访问者模式员工信息管理，MainApp 负责统一启动演示和测试。</w:t>
+        <w:t>项目使用 Maven 管理，主入口为 com.lzl.experiment13.MainApp。template 包保存模板方法模式银行利息计算代码，visitor 包保存访问者模式员工信息管理代码，Experiment13TestRunner 提供控制台断言测试。</w:t>
       </w:r>
     </w:p>
     <w:p>
@@ -863,7 +849,7 @@
       <w:r>
         <w:drawing>
           <wp:inline xmlns:a="http://schemas.openxmlformats.org/drawingml/2006/main" xmlns:pic="http://schemas.openxmlformats.org/drawingml/2006/picture">
-            <wp:extent cx="5669280" cy="1670548"/>
+            <wp:extent cx="5669280" cy="4168811"/>
             <wp:docPr id="5" name="Picture 5"/>
             <wp:cNvGraphicFramePr>
               <a:graphicFrameLocks noChangeAspect="1"/>
@@ -872,7 +858,7 @@
               <a:graphicData uri="http://schemas.openxmlformats.org/drawingml/2006/picture">
                 <pic:pic>
                   <pic:nvPicPr>
-                    <pic:cNvPr id="0" name="IntelliJ项目结构目录图.png"/>
+                    <pic:cNvPr id="0" name="05_项目结构截图.png"/>
                     <pic:cNvPicPr/>
                   </pic:nvPicPr>
                   <pic:blipFill>
@@ -884,7 +870,7 @@
                   <pic:spPr>
                     <a:xfrm>
                       <a:off x="0" y="0"/>
-                      <a:ext cx="5669280" cy="1670548"/>
+                      <a:ext cx="5669280" cy="4168811"/>
                     </a:xfrm>
                     <a:prstGeom prst="rect"/>
                   </pic:spPr>
@@ -905,7 +891,7 @@
           <w:b w:val="0"/>
           <w:sz w:val="20"/>
         </w:rPr>
-        <w:t>图4-1 项目结构目录图</w:t>
+        <w:t>图5 项目结构截图</w:t>
       </w:r>
     </w:p>
     <w:p>
@@ -932,7 +918,7 @@
           <w:b w:val="0"/>
           <w:sz w:val="22"/>
         </w:rPr>
-        <w:t>InterestCalculatorTemplate 的 calculateInterest 方法是整个利息计算流程的骨架。客户端传入账号后，方法先查询账户，再检查账户是否存在，随后调用 doCalculateInterest 执行子类差异步骤，最后显示利息结果。</w:t>
+        <w:t>InterestCalculatorTemplate 中的 calculateInterest 方法使用 final 修饰，保证子类不能改变整体计算流程。</w:t>
       </w:r>
     </w:p>
     <w:p>
@@ -1030,7 +1016,7 @@
           <w:b w:val="0"/>
           <w:sz w:val="22"/>
         </w:rPr>
-        <w:t>活期账户计算器只实现具体公式，不改变父类定义的流程。</w:t>
+        <w:t>活期账户和定期账户只重写 doCalculateInterest，分别给出不同的利息计算逻辑。</w:t>
       </w:r>
     </w:p>
     <w:p>
@@ -1091,20 +1077,6 @@
     </w:p>
     <w:p>
       <w:pPr>
-        <w:spacing w:line="324" w:lineRule="auto"/>
-        <w:ind w:firstLine="440"/>
-      </w:pPr>
-      <w:r>
-        <w:rPr>
-          <w:rFonts w:ascii="宋体" w:hAnsi="宋体" w:eastAsia="宋体"/>
-          <w:b w:val="0"/>
-          <w:sz w:val="22"/>
-        </w:rPr>
-        <w:t>定期账户计算器在基础公式上增加满 12 个月奖励利息规则，体现同一模板流程下不同子类的业务差异。</w:t>
-      </w:r>
-    </w:p>
-    <w:p>
-      <w:pPr>
         <w:spacing w:line="240" w:lineRule="auto"/>
         <w:ind w:left="360"/>
       </w:pPr>
@@ -1240,7 +1212,7 @@
           <w:b w:val="0"/>
           <w:sz w:val="22"/>
         </w:rPr>
-        <w:t>AccountRepository 使用 LinkedHashMap 保存账户数据，findByAccountNo 用于模拟根据账号查询用户信息。</w:t>
+        <w:t>AccountRepository 使用 Map 保存账户信息，findByAccountNo 方法模拟根据账号查询用户信息。</w:t>
       </w:r>
     </w:p>
     <w:p>
@@ -1309,7 +1281,7 @@
           <w:b w:val="0"/>
           <w:sz w:val="22"/>
         </w:rPr>
-        <w:t>Employee 接口要求所有员工对象都能接收部门访问者，正式员工和临时工在 accept 方法中分别调用 visitor.visit(this)，从而形成访问者模式中的双分派结构。</w:t>
+        <w:t>Employee 接口定义 accept 方法，所有员工都通过该方法接收部门访问者。</w:t>
       </w:r>
     </w:p>
     <w:p>
@@ -1437,6 +1409,20 @@
     </w:p>
     <w:p>
       <w:pPr>
+        <w:spacing w:line="324" w:lineRule="auto"/>
+        <w:ind w:firstLine="440"/>
+      </w:pPr>
+      <w:r>
+        <w:rPr>
+          <w:rFonts w:ascii="宋体" w:hAnsi="宋体" w:eastAsia="宋体"/>
+          <w:b w:val="0"/>
+          <w:sz w:val="22"/>
+        </w:rPr>
+        <w:t>正式员工和临时工在 accept 方法中调用 visitor.visit(this)，由访问者根据实际元素类型执行不同操作。</w:t>
+      </w:r>
+    </w:p>
+    <w:p>
+      <w:pPr>
         <w:spacing w:line="240" w:lineRule="auto"/>
         <w:ind w:left="360"/>
       </w:pPr>
@@ -1530,7 +1516,7 @@
           <w:b w:val="0"/>
           <w:sz w:val="22"/>
         </w:rPr>
-        <w:t>DepartmentVisitor 声明访问两类员工的方法，使不同部门访问者都能对正式员工和临时工执行各自逻辑。</w:t>
+        <w:t>EmployeeList 是对象结构，负责遍历员工集合并统一触发访问。</w:t>
       </w:r>
     </w:p>
     <w:p>
@@ -1544,7 +1530,7 @@
           <w:b w:val="0"/>
           <w:sz w:val="18"/>
         </w:rPr>
-        <w:t>package com.lzl.experiment13.visitor;</w:t>
+        <w:t xml:space="preserve">    public void accept(DepartmentVisitor visitor) {</w:t>
       </w:r>
     </w:p>
     <w:p>
@@ -1558,6 +1544,7 @@
           <w:b w:val="0"/>
           <w:sz w:val="18"/>
         </w:rPr>
+        <w:t xml:space="preserve">        for (Employee employee : employees) {</w:t>
       </w:r>
     </w:p>
     <w:p>
@@ -1571,7 +1558,7 @@
           <w:b w:val="0"/>
           <w:sz w:val="18"/>
         </w:rPr>
-        <w:t>public interface DepartmentVisitor {</w:t>
+        <w:t xml:space="preserve">            employee.accept(visitor);</w:t>
       </w:r>
     </w:p>
     <w:p>
@@ -1585,7 +1572,7 @@
           <w:b w:val="0"/>
           <w:sz w:val="18"/>
         </w:rPr>
-        <w:t xml:space="preserve">    void visit(FullTimeEmployee employee);</w:t>
+        <w:t xml:space="preserve">        }</w:t>
       </w:r>
     </w:p>
     <w:p>
@@ -1599,61 +1586,7 @@
           <w:b w:val="0"/>
           <w:sz w:val="18"/>
         </w:rPr>
-      </w:r>
-    </w:p>
-    <w:p>
-      <w:pPr>
-        <w:spacing w:line="240" w:lineRule="auto"/>
-        <w:ind w:left="360"/>
-      </w:pPr>
-      <w:r>
-        <w:rPr>
-          <w:rFonts w:ascii="Consolas" w:hAnsi="Consolas" w:eastAsia="Consolas"/>
-          <w:b w:val="0"/>
-          <w:sz w:val="18"/>
-        </w:rPr>
-        <w:t xml:space="preserve">    void visit(TemporaryEmployee employee);</w:t>
-      </w:r>
-    </w:p>
-    <w:p>
-      <w:pPr>
-        <w:spacing w:line="240" w:lineRule="auto"/>
-        <w:ind w:left="360"/>
-      </w:pPr>
-      <w:r>
-        <w:rPr>
-          <w:rFonts w:ascii="Consolas" w:hAnsi="Consolas" w:eastAsia="Consolas"/>
-          <w:b w:val="0"/>
-          <w:sz w:val="18"/>
-        </w:rPr>
-      </w:r>
-    </w:p>
-    <w:p>
-      <w:pPr>
-        <w:spacing w:line="240" w:lineRule="auto"/>
-        <w:ind w:left="360"/>
-      </w:pPr>
-      <w:r>
-        <w:rPr>
-          <w:rFonts w:ascii="Consolas" w:hAnsi="Consolas" w:eastAsia="Consolas"/>
-          <w:b w:val="0"/>
-          <w:sz w:val="18"/>
-        </w:rPr>
-        <w:t xml:space="preserve">    String getReport();</w:t>
-      </w:r>
-    </w:p>
-    <w:p>
-      <w:pPr>
-        <w:spacing w:line="240" w:lineRule="auto"/>
-        <w:ind w:left="360"/>
-      </w:pPr>
-      <w:r>
-        <w:rPr>
-          <w:rFonts w:ascii="Consolas" w:hAnsi="Consolas" w:eastAsia="Consolas"/>
-          <w:b w:val="0"/>
-          <w:sz w:val="18"/>
-        </w:rPr>
-        <w:t>}</w:t>
+        <w:t xml:space="preserve">    }</w:t>
       </w:r>
     </w:p>
     <w:p>
@@ -1667,7 +1600,7 @@
           <w:b w:val="0"/>
           <w:sz w:val="22"/>
         </w:rPr>
-        <w:t>HRDepartmentVisitor 负责统计工时、加班和请假；FinanceDepartmentVisitor 负责根据制度计算工资。两者访问同一 EmployeeList，但输出的报告内容不同。</w:t>
+        <w:t>HRDepartmentVisitor 负责统计工时，FinanceDepartmentVisitor 负责计算工资，两个访问者访问的是同一个 EmployeeList。</w:t>
       </w:r>
     </w:p>
     <w:p>
@@ -2426,90 +2359,6 @@
     </w:p>
     <w:p>
       <w:pPr>
-        <w:spacing w:line="324" w:lineRule="auto"/>
-        <w:ind w:firstLine="440"/>
-      </w:pPr>
-      <w:r>
-        <w:rPr>
-          <w:rFonts w:ascii="宋体" w:hAnsi="宋体" w:eastAsia="宋体"/>
-          <w:b w:val="0"/>
-          <w:sz w:val="22"/>
-        </w:rPr>
-        <w:t>EmployeeList 作为对象结构，保存员工集合并统一触发访问。</w:t>
-      </w:r>
-    </w:p>
-    <w:p>
-      <w:pPr>
-        <w:spacing w:line="240" w:lineRule="auto"/>
-        <w:ind w:left="360"/>
-      </w:pPr>
-      <w:r>
-        <w:rPr>
-          <w:rFonts w:ascii="Consolas" w:hAnsi="Consolas" w:eastAsia="Consolas"/>
-          <w:b w:val="0"/>
-          <w:sz w:val="18"/>
-        </w:rPr>
-        <w:t xml:space="preserve">    public void accept(DepartmentVisitor visitor) {</w:t>
-      </w:r>
-    </w:p>
-    <w:p>
-      <w:pPr>
-        <w:spacing w:line="240" w:lineRule="auto"/>
-        <w:ind w:left="360"/>
-      </w:pPr>
-      <w:r>
-        <w:rPr>
-          <w:rFonts w:ascii="Consolas" w:hAnsi="Consolas" w:eastAsia="Consolas"/>
-          <w:b w:val="0"/>
-          <w:sz w:val="18"/>
-        </w:rPr>
-        <w:t xml:space="preserve">        for (Employee employee : employees) {</w:t>
-      </w:r>
-    </w:p>
-    <w:p>
-      <w:pPr>
-        <w:spacing w:line="240" w:lineRule="auto"/>
-        <w:ind w:left="360"/>
-      </w:pPr>
-      <w:r>
-        <w:rPr>
-          <w:rFonts w:ascii="Consolas" w:hAnsi="Consolas" w:eastAsia="Consolas"/>
-          <w:b w:val="0"/>
-          <w:sz w:val="18"/>
-        </w:rPr>
-        <w:t xml:space="preserve">            employee.accept(visitor);</w:t>
-      </w:r>
-    </w:p>
-    <w:p>
-      <w:pPr>
-        <w:spacing w:line="240" w:lineRule="auto"/>
-        <w:ind w:left="360"/>
-      </w:pPr>
-      <w:r>
-        <w:rPr>
-          <w:rFonts w:ascii="Consolas" w:hAnsi="Consolas" w:eastAsia="Consolas"/>
-          <w:b w:val="0"/>
-          <w:sz w:val="18"/>
-        </w:rPr>
-        <w:t xml:space="preserve">        }</w:t>
-      </w:r>
-    </w:p>
-    <w:p>
-      <w:pPr>
-        <w:spacing w:line="240" w:lineRule="auto"/>
-        <w:ind w:left="360"/>
-      </w:pPr>
-      <w:r>
-        <w:rPr>
-          <w:rFonts w:ascii="Consolas" w:hAnsi="Consolas" w:eastAsia="Consolas"/>
-          <w:b w:val="0"/>
-          <w:sz w:val="18"/>
-        </w:rPr>
-        <w:t xml:space="preserve">    }</w:t>
-      </w:r>
-    </w:p>
-    <w:p>
-      <w:pPr>
         <w:pStyle w:val="Heading1"/>
       </w:pPr>
       <w:r>
@@ -2545,7 +2394,7 @@
           <w:b w:val="0"/>
           <w:sz w:val="22"/>
         </w:rPr>
-        <w:t>在项目根目录执行 mvn clean package，Maven 完成清理、编译、打包流程，并生成 target/experiment13-template-visitor-1.0.0.jar。构建命令的完整输出保存于 maven-package-result.txt。</w:t>
+        <w:t>在项目根目录执行 mvn clean package，Maven 成功完成清理、编译和打包流程，生成 target/experiment13-template-visitor-1.0.0.jar。完整构建输出保存于 maven-package-result.txt。</w:t>
       </w:r>
     </w:p>
     <w:p>
@@ -2555,7 +2404,7 @@
       <w:r>
         <w:drawing>
           <wp:inline xmlns:a="http://schemas.openxmlformats.org/drawingml/2006/main" xmlns:pic="http://schemas.openxmlformats.org/drawingml/2006/picture">
-            <wp:extent cx="5669280" cy="4422038"/>
+            <wp:extent cx="5669280" cy="4576998"/>
             <wp:docPr id="6" name="Picture 6"/>
             <wp:cNvGraphicFramePr>
               <a:graphicFrameLocks noChangeAspect="1"/>
@@ -2564,7 +2413,7 @@
               <a:graphicData uri="http://schemas.openxmlformats.org/drawingml/2006/picture">
                 <pic:pic>
                   <pic:nvPicPr>
-                    <pic:cNvPr id="0" name="Maven构建成功结果.png"/>
+                    <pic:cNvPr id="0" name="06_Maven构建成功截图.png"/>
                     <pic:cNvPicPr/>
                   </pic:nvPicPr>
                   <pic:blipFill>
@@ -2576,7 +2425,7 @@
                   <pic:spPr>
                     <a:xfrm>
                       <a:off x="0" y="0"/>
-                      <a:ext cx="5669280" cy="4422038"/>
+                      <a:ext cx="5669280" cy="4576998"/>
                     </a:xfrm>
                     <a:prstGeom prst="rect"/>
                   </pic:spPr>
@@ -2597,7 +2446,7 @@
           <w:b w:val="0"/>
           <w:sz w:val="20"/>
         </w:rPr>
-        <w:t>图5-1 Maven 构建结果</w:t>
+        <w:t>图6 Maven 构建成功截图</w:t>
       </w:r>
     </w:p>
     <w:p>
@@ -2610,7 +2459,7 @@
           <w:b/>
           <w:sz w:val="26"/>
         </w:rPr>
-        <w:t>5.2 程序运行结果</w:t>
+        <w:t>5.2 MainApp 运行结果</w:t>
       </w:r>
     </w:p>
     <w:p>
@@ -2624,7 +2473,7 @@
           <w:b w:val="0"/>
           <w:sz w:val="22"/>
         </w:rPr>
-        <w:t>执行 java -cp target/experiment13-template-visitor-1.0.0.jar com.lzl.experiment13.MainApp 后，程序依次运行模板方法模式演示、访问者模式演示和控制台测试。完整输出保存于 run-result.txt。</w:t>
+        <w:t>执行 java -cp target/experiment13-template-visitor-1.0.0.jar com.lzl.experiment13.MainApp 后，程序依次运行两个模式演示和控制台测试。完整运行输出保存于 run-result.txt。</w:t>
       </w:r>
     </w:p>
     <w:p>
@@ -2634,7 +2483,7 @@
       <w:r>
         <w:drawing>
           <wp:inline xmlns:a="http://schemas.openxmlformats.org/drawingml/2006/main" xmlns:pic="http://schemas.openxmlformats.org/drawingml/2006/picture">
-            <wp:extent cx="5669280" cy="7173529"/>
+            <wp:extent cx="5669280" cy="7434316"/>
             <wp:docPr id="7" name="Picture 7"/>
             <wp:cNvGraphicFramePr>
               <a:graphicFrameLocks noChangeAspect="1"/>
@@ -2643,7 +2492,7 @@
               <a:graphicData uri="http://schemas.openxmlformats.org/drawingml/2006/picture">
                 <pic:pic>
                   <pic:nvPicPr>
-                    <pic:cNvPr id="0" name="MainApp运行结果.png"/>
+                    <pic:cNvPr id="0" name="07_MainApp运行结果截图.png"/>
                     <pic:cNvPicPr/>
                   </pic:nvPicPr>
                   <pic:blipFill>
@@ -2655,7 +2504,7 @@
                   <pic:spPr>
                     <a:xfrm>
                       <a:off x="0" y="0"/>
-                      <a:ext cx="5669280" cy="7173529"/>
+                      <a:ext cx="5669280" cy="7434316"/>
                     </a:xfrm>
                     <a:prstGeom prst="rect"/>
                   </pic:spPr>
@@ -2676,7 +2525,7 @@
           <w:b w:val="0"/>
           <w:sz w:val="20"/>
         </w:rPr>
-        <w:t>图5-2 MainApp 完整运行结果</w:t>
+        <w:t>图7 MainApp 运行结果截图</w:t>
       </w:r>
     </w:p>
     <w:p>
@@ -2690,7 +2539,7 @@
           <w:b w:val="0"/>
           <w:sz w:val="22"/>
         </w:rPr>
-        <w:t>模板方法模式运行结果表明，活期账户 C001 的利息为 17.50 元，定期账户 S001 按满 12 个月奖励规则得到 378.00 元。两个账户都遵循查询、检查、计算、显示的统一流程。</w:t>
+        <w:t>模板方法模式运行结果显示，活期账户 C001 的利息为 17.50 元；定期账户 S001 在满 12 个月奖励规则下利息为 378.00 元。两个账户都按照父类定义的固定流程完成计算。</w:t>
       </w:r>
     </w:p>
     <w:p>
@@ -2700,7 +2549,7 @@
       <w:r>
         <w:drawing>
           <wp:inline xmlns:a="http://schemas.openxmlformats.org/drawingml/2006/main" xmlns:pic="http://schemas.openxmlformats.org/drawingml/2006/picture">
-            <wp:extent cx="5669280" cy="3635898"/>
+            <wp:extent cx="5669280" cy="2740152"/>
             <wp:docPr id="8" name="Picture 8"/>
             <wp:cNvGraphicFramePr>
               <a:graphicFrameLocks noChangeAspect="1"/>
@@ -2709,7 +2558,7 @@
               <a:graphicData uri="http://schemas.openxmlformats.org/drawingml/2006/picture">
                 <pic:pic>
                   <pic:nvPicPr>
-                    <pic:cNvPr id="0" name="模板方法模式运行结果.png"/>
+                    <pic:cNvPr id="0" name="09_TemplateMethod运行结果截图.png"/>
                     <pic:cNvPicPr/>
                   </pic:nvPicPr>
                   <pic:blipFill>
@@ -2721,7 +2570,7 @@
                   <pic:spPr>
                     <a:xfrm>
                       <a:off x="0" y="0"/>
-                      <a:ext cx="5669280" cy="3635898"/>
+                      <a:ext cx="5669280" cy="2740152"/>
                     </a:xfrm>
                     <a:prstGeom prst="rect"/>
                   </pic:spPr>
@@ -2742,7 +2591,7 @@
           <w:b w:val="0"/>
           <w:sz w:val="20"/>
         </w:rPr>
-        <w:t>图5-3 模板方法模式运行结果</w:t>
+        <w:t>图8 模板方法模式运行结果截图</w:t>
       </w:r>
     </w:p>
     <w:p>
@@ -2756,7 +2605,7 @@
           <w:b w:val="0"/>
           <w:sz w:val="22"/>
         </w:rPr>
-        <w:t>访问者模式运行结果表明，HR 访问者输出正式员工工作小时数、临时工实际工作小时数、加班小时数、请假小时数和总工时；Finance 访问者输出正式员工与临时工的工资计算过程以及总工资。</w:t>
+        <w:t>访问者模式运行结果显示，HR 访问者统计正式员工和临时工工时，总工时为 176.00 小时；Finance 访问者按照工资规则计算总工资，总工资为 11030.00 元。</w:t>
       </w:r>
     </w:p>
     <w:p>
@@ -2766,7 +2615,7 @@
       <w:r>
         <w:drawing>
           <wp:inline xmlns:a="http://schemas.openxmlformats.org/drawingml/2006/main" xmlns:pic="http://schemas.openxmlformats.org/drawingml/2006/picture">
-            <wp:extent cx="5669280" cy="7173529"/>
+            <wp:extent cx="5669280" cy="3556528"/>
             <wp:docPr id="9" name="Picture 9"/>
             <wp:cNvGraphicFramePr>
               <a:graphicFrameLocks noChangeAspect="1"/>
@@ -2775,7 +2624,7 @@
               <a:graphicData uri="http://schemas.openxmlformats.org/drawingml/2006/picture">
                 <pic:pic>
                   <pic:nvPicPr>
-                    <pic:cNvPr id="0" name="访问者模式运行结果.png"/>
+                    <pic:cNvPr id="0" name="10_Visitor运行结果截图.png"/>
                     <pic:cNvPicPr/>
                   </pic:nvPicPr>
                   <pic:blipFill>
@@ -2787,7 +2636,7 @@
                   <pic:spPr>
                     <a:xfrm>
                       <a:off x="0" y="0"/>
-                      <a:ext cx="5669280" cy="7173529"/>
+                      <a:ext cx="5669280" cy="3556528"/>
                     </a:xfrm>
                     <a:prstGeom prst="rect"/>
                   </pic:spPr>
@@ -2808,7 +2657,7 @@
           <w:b w:val="0"/>
           <w:sz w:val="20"/>
         </w:rPr>
-        <w:t>图5-4 访问者模式运行结果</w:t>
+        <w:t>图9 访问者模式运行结果截图</w:t>
       </w:r>
     </w:p>
     <w:p>
@@ -2835,7 +2684,7 @@
           <w:b w:val="0"/>
           <w:sz w:val="22"/>
         </w:rPr>
-        <w:t>Experiment13TestRunner 提供控制台测试，覆盖活期账户利息、定期账户利息、不存在账号提示、模板方法完整流程、正式员工加班与请假时长、临时工工资、财务部总工资以及两个访问者报告差异。运行结果显示所有测试通过。</w:t>
+        <w:t>Experiment13TestRunner 中的测试覆盖活期账户利息、定期账户奖励利息、不存在账号提示、模板方法完整流程、正式员工加班与请假、临时工工资、财务部总工资以及两个访问者报告差异。运行结果最后输出“所有测试通过。”，说明核心功能符合设计要求。</w:t>
       </w:r>
     </w:p>
     <w:p>
@@ -2862,7 +2711,7 @@
           <w:b w:val="0"/>
           <w:sz w:val="22"/>
         </w:rPr>
-        <w:t>通过本次实验，我对模板方法模式中固定流程和可变步骤的分离有了更清晰的理解。银行利息计算中，父类统一控制查询、检查、计算和显示流程，子类只负责具体计算公式，因此业务流程不容易被子类随意改动，程序结构也更加稳定。</w:t>
+        <w:t>通过模板方法模式的实现，我理解了固定流程与可变步骤分离的意义。银行利息计算中，父类统一控制查询、检查、计算和显示流程，子类只关注具体利息公式，这样可以减少重复代码，也可以避免不同账户计算流程不一致。</w:t>
       </w:r>
     </w:p>
     <w:p>
@@ -2876,7 +2725,7 @@
           <w:b w:val="0"/>
           <w:sz w:val="22"/>
         </w:rPr>
-        <w:t>通过访问者模式的实现，我理解了如何将不同部门对员工数据的操作封装到访问者中。同一批员工对象可以被 HR 和 Finance 两个访问者以不同方式处理，员工类本身不需要承担工时汇总和工资计算的全部职责。这样的设计在对象结构稳定、操作类型可能扩展的场景中比较合适。</w:t>
+        <w:t>通过访问者模式的实现，我理解了如何把作用于员工对象的不同部门操作从员工类中分离出来。同一批员工对象可以被 HR 和 Finance 两个访问者分别处理，员工类只负责提供自身数据和接收访问者，系统职责更加清晰。</w:t>
       </w:r>
     </w:p>
     <w:p>
@@ -2890,7 +2739,7 @@
           <w:b w:val="0"/>
           <w:sz w:val="22"/>
         </w:rPr>
-        <w:t>在完成 UML 建模、Java 编码、Maven 构建和控制台测试的过程中，我进一步体会到先设计再实现的重要性。类图帮助我明确了类之间的继承、聚合、依赖和接口关系，顺序图帮助我梳理了运行时对象之间的调用顺序。整体来看，本实验加深了我对模板方法模式和访问者模式适用场景、优点和实现细节的理解。</w:t>
+        <w:t>本实验还让我认识到 UML 建模和代码实现需要保持一致。类图能够帮助确认类职责和关系，顺序图能够帮助确认运行时调用过程。完成建模、编码、测试和 Git 提交后，我对模板方法模式和访问者模式的适用场景有了更具体的理解。</w:t>
       </w:r>
     </w:p>
     <w:p>
@@ -2916,7 +2765,7 @@
           <w:b/>
           <w:sz w:val="26"/>
         </w:rPr>
-        <w:t>7.1 项目目录与文件</w:t>
+        <w:t>7.1 交付文件</w:t>
       </w:r>
     </w:p>
     <w:p>
@@ -2929,7 +2778,7 @@
           <w:b w:val="0"/>
           <w:sz w:val="22"/>
         </w:rPr>
-        <w:t>Maven 配置文件：pom.xml</w:t>
+        <w:t>Maven 项目：pom.xml、src/main/java/com/lzl/experiment13/</w:t>
       </w:r>
     </w:p>
     <w:p>
@@ -2942,7 +2791,7 @@
           <w:b w:val="0"/>
           <w:sz w:val="22"/>
         </w:rPr>
-        <w:t>主程序入口：src/main/java/com/lzl/experiment13/MainApp.java</w:t>
+        <w:t>EA 项目：实验13_121072021030_林立洲.eap</w:t>
       </w:r>
     </w:p>
     <w:p>
@@ -2955,7 +2804,7 @@
           <w:b w:val="0"/>
           <w:sz w:val="22"/>
         </w:rPr>
-        <w:t>模板方法模式代码：src/main/java/com/lzl/experiment13/template/</w:t>
+        <w:t>Word 报告：实验13_121072021030_林立洲.docx</w:t>
       </w:r>
     </w:p>
     <w:p>
@@ -2968,7 +2817,7 @@
           <w:b w:val="0"/>
           <w:sz w:val="22"/>
         </w:rPr>
-        <w:t>访问者模式代码：src/main/java/com/lzl/experiment13/visitor/</w:t>
+        <w:t>运行结果：run-result.txt</w:t>
       </w:r>
     </w:p>
     <w:p>
@@ -2981,7 +2830,7 @@
           <w:b w:val="0"/>
           <w:sz w:val="22"/>
         </w:rPr>
-        <w:t>UML 图源：uml/</w:t>
+        <w:t>Maven 构建结果：maven-package-result.txt</w:t>
       </w:r>
     </w:p>
     <w:p>
@@ -2994,7 +2843,7 @@
           <w:b w:val="0"/>
           <w:sz w:val="22"/>
         </w:rPr>
-        <w:t>UML 与运行结果图片：report-images/</w:t>
+        <w:t>Git 操作记录：git-result.txt</w:t>
       </w:r>
     </w:p>
     <w:p>
@@ -3007,33 +2856,7 @@
           <w:b w:val="0"/>
           <w:sz w:val="22"/>
         </w:rPr>
-        <w:t>运行输出：run-result.txt</w:t>
-      </w:r>
-    </w:p>
-    <w:p>
-      <w:pPr>
-        <w:pStyle w:val="ListBullet"/>
-      </w:pPr>
-      <w:r>
-        <w:rPr>
-          <w:rFonts w:ascii="宋体" w:hAnsi="宋体" w:eastAsia="宋体"/>
-          <w:b w:val="0"/>
-          <w:sz w:val="22"/>
-        </w:rPr>
-        <w:t>Maven 构建输出：maven-package-result.txt</w:t>
-      </w:r>
-    </w:p>
-    <w:p>
-      <w:pPr>
-        <w:pStyle w:val="ListBullet"/>
-      </w:pPr>
-      <w:r>
-        <w:rPr>
-          <w:rFonts w:ascii="宋体" w:hAnsi="宋体" w:eastAsia="宋体"/>
-          <w:b w:val="0"/>
-          <w:sz w:val="22"/>
-        </w:rPr>
-        <w:t>EA 项目文件：实验13_121072021030_林立洲.eap</w:t>
+        <w:t>截图目录：report-images/</w:t>
       </w:r>
     </w:p>
     <w:p>
@@ -3106,7 +2929,7 @@
               <a:graphicData uri="http://schemas.openxmlformats.org/drawingml/2006/picture">
                 <pic:pic>
                   <pic:nvPicPr>
-                    <pic:cNvPr id="0" name="Git提交成功结果.png"/>
+                    <pic:cNvPr id="0" name="08_Git提交记录截图.png"/>
                     <pic:cNvPicPr/>
                   </pic:nvPicPr>
                   <pic:blipFill>
@@ -3139,7 +2962,7 @@
           <w:b w:val="0"/>
           <w:sz w:val="20"/>
         </w:rPr>
-        <w:t>图7-1 Git 操作结果</w:t>
+        <w:t>图10 Git 提交记录截图</w:t>
       </w:r>
     </w:p>
     <w:p>
@@ -3153,7 +2976,7 @@
           <w:b w:val="0"/>
           <w:sz w:val="22"/>
         </w:rPr>
-        <w:t>本实验未填写 GitHub 或 Gitee 远程仓库地址，仅保留本地 Git 仓库和本地提交记录。</w:t>
+        <w:t>本实验文档未明确要求 GitHub 或 Gitee 远程仓库，因此本项目只完成本地 Git 初始化和本地提交，不填写虚构远程仓库地址。</w:t>
       </w:r>
     </w:p>
     <w:sectPr>

--- a/实验13_121072021030_林立洲.docx
+++ b/实验13_121072021030_林立洲.docx
@@ -2971,12 +2971,7 @@
         <w:ind w:firstLine="440"/>
       </w:pPr>
       <w:r>
-        <w:rPr>
-          <w:rFonts w:ascii="宋体" w:hAnsi="宋体" w:eastAsia="宋体"/>
-          <w:b w:val="0"/>
-          <w:sz w:val="22"/>
-        </w:rPr>
-        <w:t>本实验文档未明确要求 GitHub 或 Gitee 远程仓库，因此本项目只完成本地 Git 初始化和本地提交，不填写虚构远程仓库地址。</w:t>
+        <w:t>本项目已推送到 GitHub 公开仓库：https://github.com/heixuan-vsmenghu/experiment13-template-visitor，老师可以通过该链接直接查看源码、README、运行结果、实验报告、EA 工程文件和提交记录。</w:t>
       </w:r>
     </w:p>
     <w:sectPr>
